--- a/docs/Project-Documentation.docx
+++ b/docs/Project-Documentation.docx
@@ -462,7 +462,6 @@
           <w:insideH w:val="single" w:sz="4"/>
           <w:insideV w:val="single" w:sz="4"/>
         </w:tblBorders>
-        <w:tblLayout w:type="autofit"/>
       </w:tblPr>
       <w:tr>
         <w:tc>
@@ -1310,7 +1309,7 @@
         <w:pStyle w:val="Normal"/>
       </w:pPr>
       <w:r>
-        <w:t xml:space="preserve">Keep the page objects focused on reusable user actions, then add data-driven tests for product and checkout variations rather than duplicating flows. Group tests by feature and risk, assign stable case IDs, and keep each test independent with a fresh browser context. Add API or unit coverage where the client exposes those layers, and reserve UI tests for critical end-to-end paths. Use markers to separate smoke, regression, and cross-browser runs; shard the slower regression suite in CI, publish JUnit and failure artifacts, and quarantine flaky tests only with an owner and expiry date. Review runtime and failure trends regularly so 200 tests remain diagnosable rather than becoming a slower, noisier gate.</w:t>
+        <w:t xml:space="preserve">Keep the page objects focused on reusable user actions, then add data-driven tests for product and checkout variations rather than duplicating flows. Group tests by feature and risk, assign stable case IDs, and keep each test independent with a fresh browser context. Add API or unit coverage where the client exposes those layers, and reserve UI tests for critical end-to-end paths. Use markers to separate smoke, regression, and cross-browser runs; shard the slower regression suite in CI, publish the HTML report, JUnit XML, and failure artifacts, and quarantine flaky tests only with an owner and expiry date. Review runtime and failure trends regularly so 200 tests remain diagnosable rather than becoming a slower, noisier gate.</w:t>
       </w:r>
     </w:p>
     <w:p>
@@ -1360,7 +1359,6 @@
           <w:insideH w:val="single" w:sz="4"/>
           <w:insideV w:val="single" w:sz="4"/>
         </w:tblBorders>
-        <w:tblLayout w:type="autofit"/>
       </w:tblPr>
       <w:tr>
         <w:tc>
@@ -1633,7 +1631,6 @@
           <w:insideH w:val="single" w:sz="4"/>
           <w:insideV w:val="single" w:sz="4"/>
         </w:tblBorders>
-        <w:tblLayout w:type="autofit"/>
       </w:tblPr>
       <w:tr>
         <w:tc>
@@ -5273,7 +5270,27 @@
         <w:t xml:space="preserve">pytest.ini</w:t>
       </w:r>
       <w:r>
-        <w:t xml:space="preserve"> configures failure screenshots, captured INFO logs, a styled HTML report, and JUnit XML output. Test data and the base URL are read from </w:t>
+        <w:t xml:space="preserve"> configures failure screenshots, captured INFO logs, a styled HTML report at </w:t>
+      </w:r>
+      <w:r>
+        <w:rPr>
+          <w:rFonts w:ascii="Consolas" w:hAnsi="Consolas"/>
+          <w:sz w:val="16"/>
+        </w:rPr>
+        <w:t xml:space="preserve">reports/report.html</w:t>
+      </w:r>
+      <w:r>
+        <w:t xml:space="preserve">, and JUnit XML output at </w:t>
+      </w:r>
+      <w:r>
+        <w:rPr>
+          <w:rFonts w:ascii="Consolas" w:hAnsi="Consolas"/>
+          <w:sz w:val="16"/>
+        </w:rPr>
+        <w:t xml:space="preserve">reports/junit.xml</w:t>
+      </w:r>
+      <w:r>
+        <w:t xml:space="preserve">. Test data and the base URL are read from </w:t>
       </w:r>
       <w:r>
         <w:rPr>
@@ -5636,7 +5653,6 @@
           <w:insideH w:val="single" w:sz="4"/>
           <w:insideV w:val="single" w:sz="4"/>
         </w:tblBorders>
-        <w:tblLayout w:type="autofit"/>
       </w:tblPr>
       <w:tr>
         <w:tc>
@@ -6147,7 +6163,17 @@
         <w:pStyle w:val="ListParagraph"/>
       </w:pPr>
       <w:r>
-        <w:t xml:space="preserve">? The 18-test Chromium run against Sauce Demo completed with zero failures; the JUnit result is in </w:t>
+        <w:t xml:space="preserve">? The 18-test Chromium run against Sauce Demo completed with zero failures. The styled HTML report is in </w:t>
+      </w:r>
+      <w:r>
+        <w:rPr>
+          <w:rFonts w:ascii="Consolas" w:hAnsi="Consolas"/>
+          <w:sz w:val="16"/>
+        </w:rPr>
+        <w:t xml:space="preserve">reports/report.html</w:t>
+      </w:r>
+      <w:r>
+        <w:t xml:space="preserve">, and the JUnit XML report is in </w:t>
       </w:r>
       <w:r>
         <w:rPr>
@@ -6162,7 +6188,7 @@
     </w:p>
     <w:sectPr>
       <w:pgSz w:w="16838" w:h="11906" w:orient="landscape"/>
-      <w:pgMar w:top="720" w:right="720" w:bottom="720" w:left="720" w:header="360" w:footer="360" w:gutter="0"/>
+      <w:pgMar w:top="720" w:right="720" w:bottom="720" w:left="720" w:header="360" w:footer="360"/>
     </w:sectPr>
   </w:body>
 </w:document>
@@ -6188,32 +6214,23 @@
       <w:sz w:val="34"/>
       <w:color w:val="17365D"/>
     </w:rPr>
-    <w:pPr>
-      <w:spacing w:after="220"/>
-    </w:pPr>
   </w:style>
   <w:style w:type="paragraph" w:styleId="Heading1">
-    <w:name w:val="heading 1"/>
+    <w:name w:val="Heading 1"/>
     <w:basedOn w:val="Normal"/>
     <w:rPr>
       <w:b/>
       <w:sz w:val="26"/>
       <w:color w:val="17365D"/>
     </w:rPr>
-    <w:pPr>
-      <w:spacing w:before="220" w:after="100"/>
-    </w:pPr>
   </w:style>
   <w:style w:type="paragraph" w:styleId="Heading2">
-    <w:name w:val="heading 2"/>
+    <w:name w:val="Heading 2"/>
     <w:basedOn w:val="Normal"/>
     <w:rPr>
       <w:b/>
       <w:sz w:val="22"/>
     </w:rPr>
-    <w:pPr>
-      <w:spacing w:before="160" w:after="80"/>
-    </w:pPr>
   </w:style>
   <w:style w:type="paragraph" w:styleId="Code">
     <w:name w:val="Code"/>
@@ -6224,7 +6241,6 @@
     </w:rPr>
     <w:pPr>
       <w:shd w:fill="F2F2F2"/>
-      <w:spacing w:before="20" w:after="20"/>
     </w:pPr>
   </w:style>
   <w:style w:type="paragraph" w:styleId="TableText">
@@ -6233,9 +6249,6 @@
     <w:rPr>
       <w:sz w:val="15"/>
     </w:rPr>
-    <w:pPr>
-      <w:spacing w:after="30"/>
-    </w:pPr>
   </w:style>
   <w:style w:type="paragraph" w:styleId="TableHeader">
     <w:name w:val="Table Header"/>
@@ -6244,17 +6257,10 @@
       <w:b/>
       <w:sz w:val="15"/>
     </w:rPr>
-    <w:pPr>
-      <w:shd w:fill="E8EEF5"/>
-    </w:pPr>
   </w:style>
   <w:style w:type="paragraph" w:styleId="ListParagraph">
     <w:name w:val="List Paragraph"/>
     <w:basedOn w:val="Normal"/>
-    <w:pPr>
-      <w:ind w:left="360"/>
-      <w:spacing w:after="40"/>
-    </w:pPr>
   </w:style>
 </w:styles>
 </file>